--- a/1952.8/1952年8月4日，在全国政协一届常务委员会第三十八次（扩大）会议上的谈话__LLM初注.docx
+++ b/1952.8/1952年8月4日，在全国政协一届常务委员会第三十八次（扩大）会议上的谈话__LLM初注.docx
@@ -807,13 +807,23 @@
       </w:r>
     </w:p>
     <w:p>
+      <w:commentRangeStart w:id="0"/>
       <w:r>
         <w:t>1. 【需核】“大概二三十年吧”这段谈话的上下文和所指内容（毛泽东在回答什么问题）需要核实。</w:t>
       </w:r>
-    </w:p>
-    <w:p>
+      <w:commentRangeEnd w:id="0"/>
+      <w:r>
+        <w:commentReference w:id="0"/>
+      </w:r>
+    </w:p>
+    <w:p>
+      <w:commentRangeStart w:id="1"/>
       <w:r>
         <w:t>2. 【需核】“山字型构造”这段提问的具体对象（是否李四光在场）和完整语境需要核查。</w:t>
+      </w:r>
+      <w:commentRangeEnd w:id="1"/>
+      <w:r>
+        <w:commentReference w:id="1"/>
       </w:r>
     </w:p>
     <w:sectPr>
@@ -829,6 +839,25 @@
     </w:sectPr>
   </w:body>
 </w:document>
+</file>
+
+<file path=word/comments.xml><?xml version="1.0" encoding="utf-8"?>
+<w:comments xmlns:w="http://schemas.openxmlformats.org/wordprocessingml/2006/main">
+  <w:comment w:id="0" w:author="LLM初注待核" w:date="2026-07-05T15:07:29Z">
+    <w:p>
+      <w:r>
+        <w:t>【需核】“大概二三十年吧”这段谈话的上下文和所指内容（毛泽东在回答什么问题）需要核实。</w:t>
+      </w:r>
+    </w:p>
+  </w:comment>
+  <w:comment w:id="1" w:author="LLM初注待核" w:date="2026-07-05T15:07:29Z">
+    <w:p>
+      <w:r>
+        <w:t>【需核】“山字型构造”这段提问的具体对象（是否李四光在场）和完整语境需要核查。</w:t>
+      </w:r>
+    </w:p>
+  </w:comment>
+</w:comments>
 </file>
 
 <file path=word/footer1.xml><?xml version="1.0" encoding="utf-8"?>

--- a/1952.8/1952年8月4日，在全国政协一届常务委员会第三十八次（扩大）会议上的谈话__LLM初注.docx
+++ b/1952.8/1952年8月4日，在全国政协一届常务委员会第三十八次（扩大）会议上的谈话__LLM初注.docx
@@ -813,6 +813,9 @@
       </w:r>
       <w:commentRangeEnd w:id="0"/>
       <w:r>
+        <w:rPr>
+          <w:rStyle w:val="CommentReference"/>
+        </w:rPr>
         <w:commentReference w:id="0"/>
       </w:r>
     </w:p>
@@ -823,6 +826,9 @@
       </w:r>
       <w:commentRangeEnd w:id="1"/>
       <w:r>
+        <w:rPr>
+          <w:rStyle w:val="CommentReference"/>
+        </w:rPr>
         <w:commentReference w:id="1"/>
       </w:r>
     </w:p>
@@ -845,6 +851,9 @@
 <w:comments xmlns:w="http://schemas.openxmlformats.org/wordprocessingml/2006/main">
   <w:comment w:id="0" w:author="LLM初注待核" w:date="2026-07-05T15:07:29Z">
     <w:p>
+      <w:pPr>
+        <w:pStyle w:val="CommentText"/>
+      </w:pPr>
       <w:r>
         <w:t>【需核】“大概二三十年吧”这段谈话的上下文和所指内容（毛泽东在回答什么问题）需要核实。</w:t>
       </w:r>
@@ -852,6 +861,9 @@
   </w:comment>
   <w:comment w:id="1" w:author="LLM初注待核" w:date="2026-07-05T15:07:29Z">
     <w:p>
+      <w:pPr>
+        <w:pStyle w:val="CommentText"/>
+      </w:pPr>
       <w:r>
         <w:t>【需核】“山字型构造”这段提问的具体对象（是否李四光在场）和完整语境需要核查。</w:t>
       </w:r>

--- a/1952.8/1952年8月4日，在全国政协一届常务委员会第三十八次（扩大）会议上的谈话__LLM初注.docx
+++ b/1952.8/1952年8月4日，在全国政协一届常务委员会第三十八次（扩大）会议上的谈话__LLM初注.docx
@@ -41,11 +41,20 @@
       <w:r>
         <w:rPr>
           <w:rStyle w:val="FootnoteReference"/>
-        </w:rPr>
+          <w:vertAlign w:val="superscript"/>
+        </w:rPr>
+        <w:t>[</w:t>
         <w:footnoteReference w:id="4"/>
-      </w:r>
-      <w:r>
-        <w:rPr/>
+        <w:t>]</w:t>
+      </w:r>
+      <w:r>
+        <w:rPr>
+          <w:rFonts w:hint="eastAsia" w:ascii="黑体" w:hAnsi="黑体" w:eastAsia="黑体" w:cs="黑体"/>
+          <w:sz w:val="44"/>
+          <w:szCs w:val="44"/>
+          <w:vertAlign w:val="baseline"/>
+          <w:lang w:val="en-US" w:eastAsia="zh-CN"/>
+        </w:rPr>
         <w:t xml:space="preserve">一届常务委员会第三十八次（扩大）会议上的谈话</w:t>
       </w:r>
       <w:bookmarkEnd w:id="0"/>
@@ -61,13 +70,16 @@
       </w:r>
       <w:r>
         <w:rPr>
+          <w:rStyle w:val="FootnoteReference"/>
           <w:rFonts w:hint="eastAsia" w:ascii="仿宋" w:hAnsi="仿宋" w:eastAsia="仿宋" w:cs="仿宋"/>
           <w:sz w:val="36"/>
           <w:szCs w:val="36"/>
           <w:vertAlign w:val="superscript"/>
           <w:lang w:val="en-US" w:eastAsia="zh-CN"/>
         </w:rPr>
+        <w:t>[</w:t>
         <w:footnoteReference w:id="0"/>
+        <w:t>]</w:t>
       </w:r>
       <w:r>
         <w:rPr>
@@ -262,8 +274,11 @@
       <w:r>
         <w:rPr>
           <w:rStyle w:val="FootnoteReference"/>
-        </w:rPr>
+          <w:vertAlign w:val="superscript"/>
+        </w:rPr>
+        <w:t>[</w:t>
         <w:footnoteReference w:id="5"/>
+        <w:t>]</w:t>
       </w:r>
       <w:r>
         <w:rPr>
@@ -354,27 +369,44 @@
       <w:r>
         <w:rPr>
           <w:rStyle w:val="FootnoteReference"/>
-        </w:rPr>
+          <w:vertAlign w:val="superscript"/>
+        </w:rPr>
+        <w:t>[</w:t>
         <w:footnoteReference w:id="6"/>
-      </w:r>
-      <w:r>
-        <w:rPr/>
+        <w:t>]</w:t>
+      </w:r>
+      <w:r>
+        <w:rPr>
+          <w:rFonts w:hint="eastAsia" w:ascii="仿宋" w:hAnsi="仿宋" w:eastAsia="仿宋"/>
+          <w:sz w:val="32"/>
+          <w:szCs w:val="32"/>
+        </w:rPr>
         <w:t>到家里吃午饭。饭后，两人外出散步，边走边聊，来到了中南海</w:t>
       </w:r>
       <w:r>
         <w:rPr>
           <w:rStyle w:val="FootnoteReference"/>
-        </w:rPr>
+          <w:vertAlign w:val="superscript"/>
+        </w:rPr>
+        <w:t>[</w:t>
         <w:footnoteReference w:id="8"/>
+        <w:t>]</w:t>
       </w:r>
       <w:r>
         <w:rPr>
           <w:rStyle w:val="FootnoteReference"/>
-        </w:rPr>
+          <w:vertAlign w:val="superscript"/>
+        </w:rPr>
+        <w:t>[</w:t>
         <w:footnoteReference w:id="7"/>
-      </w:r>
-      <w:r>
-        <w:rPr/>
+        <w:t>]</w:t>
+      </w:r>
+      <w:r>
+        <w:rPr>
+          <w:rFonts w:hint="eastAsia" w:ascii="仿宋" w:hAnsi="仿宋" w:eastAsia="仿宋"/>
+          <w:sz w:val="32"/>
+          <w:szCs w:val="32"/>
+        </w:rPr>
         <w:t xml:space="preserve">边。</w:t>
       </w:r>
       <w:r>

--- a/1952.8/1952年8月4日，在全国政协一届常务委员会第三十八次（扩大）会议上的谈话__LLM初注.docx
+++ b/1952.8/1952年8月4日，在全国政协一届常务委员会第三十八次（扩大）会议上的谈话__LLM初注.docx
@@ -43,9 +43,16 @@
           <w:rStyle w:val="FootnoteReference"/>
           <w:vertAlign w:val="superscript"/>
         </w:rPr>
-        <w:t>[</w:t>
+        <w:t>[1]</w:t>
+      </w:r>
+      <w:r>
+        <w:rPr>
+          <w:rStyle w:val="FootnoteReference"/>
+          <w:vertAlign w:val="superscript"/>
+          <w:vanish/>
+          <w:specVanish/>
+        </w:rPr>
         <w:footnoteReference w:id="4"/>
-        <w:t>]</w:t>
       </w:r>
       <w:r>
         <w:rPr>
@@ -60,36 +67,19 @@
       <w:bookmarkEnd w:id="0"/>
       <w:r>
         <w:rPr>
-          <w:rFonts w:hint="eastAsia" w:ascii="仿宋" w:hAnsi="仿宋" w:eastAsia="仿宋" w:cs="仿宋"/>
-          <w:sz w:val="36"/>
-          <w:szCs w:val="36"/>
+          <w:rStyle w:val="FootnoteReference"/>
           <w:vertAlign w:val="superscript"/>
-          <w:lang w:val="en-US" w:eastAsia="zh-CN"/>
-        </w:rPr>
-        <w:t>[</w:t>
+        </w:rPr>
+        <w:t>[2]</w:t>
       </w:r>
       <w:r>
         <w:rPr>
           <w:rStyle w:val="FootnoteReference"/>
-          <w:rFonts w:hint="eastAsia" w:ascii="仿宋" w:hAnsi="仿宋" w:eastAsia="仿宋" w:cs="仿宋"/>
-          <w:sz w:val="36"/>
-          <w:szCs w:val="36"/>
           <w:vertAlign w:val="superscript"/>
-          <w:lang w:val="en-US" w:eastAsia="zh-CN"/>
-        </w:rPr>
-        <w:t>[</w:t>
+          <w:vanish/>
+          <w:specVanish/>
+        </w:rPr>
         <w:footnoteReference w:id="0"/>
-        <w:t>]</w:t>
-      </w:r>
-      <w:r>
-        <w:rPr>
-          <w:rFonts w:hint="eastAsia" w:ascii="仿宋" w:hAnsi="仿宋" w:eastAsia="仿宋" w:cs="仿宋"/>
-          <w:sz w:val="36"/>
-          <w:szCs w:val="36"/>
-          <w:vertAlign w:val="superscript"/>
-          <w:lang w:val="en-US" w:eastAsia="zh-CN"/>
-        </w:rPr>
-        <w:t>]</w:t>
       </w:r>
     </w:p>
     <w:p>
@@ -276,9 +266,16 @@
           <w:rStyle w:val="FootnoteReference"/>
           <w:vertAlign w:val="superscript"/>
         </w:rPr>
-        <w:t>[</w:t>
+        <w:t>[3]</w:t>
+      </w:r>
+      <w:r>
+        <w:rPr>
+          <w:rStyle w:val="FootnoteReference"/>
+          <w:vertAlign w:val="superscript"/>
+          <w:vanish/>
+          <w:specVanish/>
+        </w:rPr>
         <w:footnoteReference w:id="5"/>
-        <w:t>]</w:t>
       </w:r>
       <w:r>
         <w:rPr>
@@ -371,35 +368,56 @@
           <w:rStyle w:val="FootnoteReference"/>
           <w:vertAlign w:val="superscript"/>
         </w:rPr>
-        <w:t>[</w:t>
-        <w:footnoteReference w:id="6"/>
-        <w:t>]</w:t>
-      </w:r>
-      <w:r>
-        <w:rPr>
-          <w:rFonts w:hint="eastAsia" w:ascii="仿宋" w:hAnsi="仿宋" w:eastAsia="仿宋"/>
-          <w:sz w:val="32"/>
-          <w:szCs w:val="32"/>
-        </w:rPr>
-        <w:t>到家里吃午饭。饭后，两人外出散步，边走边聊，来到了中南海</w:t>
+        <w:t>[4]</w:t>
       </w:r>
       <w:r>
         <w:rPr>
           <w:rStyle w:val="FootnoteReference"/>
           <w:vertAlign w:val="superscript"/>
-        </w:rPr>
-        <w:t>[</w:t>
-        <w:footnoteReference w:id="8"/>
-        <w:t>]</w:t>
+          <w:vanish/>
+          <w:specVanish/>
+        </w:rPr>
+        <w:footnoteReference w:id="6"/>
+      </w:r>
+      <w:r>
+        <w:rPr>
+          <w:rFonts w:hint="eastAsia" w:ascii="仿宋" w:hAnsi="仿宋" w:eastAsia="仿宋"/>
+          <w:sz w:val="32"/>
+          <w:szCs w:val="32"/>
+        </w:rPr>
+        <w:t>到家里吃午饭。饭后，两人外出散步，边走边聊，来到了中南海</w:t>
       </w:r>
       <w:r>
         <w:rPr>
           <w:rStyle w:val="FootnoteReference"/>
           <w:vertAlign w:val="superscript"/>
         </w:rPr>
-        <w:t>[</w:t>
+        <w:t>[5]</w:t>
+      </w:r>
+      <w:r>
+        <w:rPr>
+          <w:rStyle w:val="FootnoteReference"/>
+          <w:vertAlign w:val="superscript"/>
+          <w:vanish/>
+          <w:specVanish/>
+        </w:rPr>
+        <w:footnoteReference w:id="8"/>
+      </w:r>
+      <w:r>
+        <w:rPr>
+          <w:rStyle w:val="FootnoteReference"/>
+          <w:vertAlign w:val="superscript"/>
+        </w:rPr>
+        <w:t>[6]</w:t>
+      </w:r>
+      <w:r>
+        <w:rPr>
+          <w:rStyle w:val="FootnoteReference"/>
+          <w:vertAlign w:val="superscript"/>
+          <w:vanish/>
+          <w:specVanish/>
+        </w:rPr>
         <w:footnoteReference w:id="7"/>
-        <w:t>]</w:t>
       </w:r>
       <w:r>
         <w:rPr>
@@ -1035,13 +1053,39 @@
       </w:pPr>
       <w:r>
         <w:rPr>
+          <w:rStyle w:val="FootnoteReference"/>
+        </w:rPr>
+        <w:t>[2]</w:t>
+      </w:r>
+      <w:r>
+        <w:rPr>
+          <w:rFonts w:hint="eastAsia" w:asciiTheme="minorEastAsia" w:hAnsiTheme="minorEastAsia" w:cstheme="minorBidi"/>
+          <w:kern w:val="2"/>
+          <w:sz w:val="21"/>
+          <w:szCs w:val="21"/>
+          <w:lang w:val="en-US" w:eastAsia="zh-CN" w:bidi="ar-SA"/>
+        </w:rPr>
+        <w:t>关于本文的真实性及时间还存在争议，《</w:t>
+      </w:r>
+      <w:r>
+        <w:rPr>
           <w:rFonts w:hint="eastAsia" w:asciiTheme="minorEastAsia" w:hAnsiTheme="minorEastAsia" w:eastAsiaTheme="minorEastAsia" w:cstheme="minorBidi"/>
           <w:kern w:val="2"/>
           <w:sz w:val="21"/>
           <w:szCs w:val="21"/>
           <w:lang w:val="en-US" w:eastAsia="zh-CN" w:bidi="ar-SA"/>
         </w:rPr>
-        <w:t>[</w:t>
+        <w:t>毛泽东年谱</w:t>
+      </w:r>
+      <w:r>
+        <w:rPr>
+          <w:rFonts w:hint="eastAsia" w:asciiTheme="minorEastAsia" w:hAnsiTheme="minorEastAsia" w:cstheme="minorBidi"/>
+          <w:kern w:val="2"/>
+          <w:sz w:val="21"/>
+          <w:szCs w:val="21"/>
+          <w:lang w:val="en-US" w:eastAsia="zh-CN" w:bidi="ar-SA"/>
+        </w:rPr>
+        <w:t>》中并未记载。</w:t>
       </w:r>
       <w:r>
         <w:rPr>
@@ -1051,17 +1095,7 @@
           <w:szCs w:val="21"/>
           <w:lang w:val="en-US" w:eastAsia="zh-CN" w:bidi="ar-SA"/>
         </w:rPr>
-        <w:footnoteRef/>
-      </w:r>
-      <w:r>
-        <w:rPr>
-          <w:rFonts w:hint="eastAsia" w:asciiTheme="minorEastAsia" w:hAnsiTheme="minorEastAsia" w:eastAsiaTheme="minorEastAsia" w:cstheme="minorBidi"/>
-          <w:kern w:val="2"/>
-          <w:sz w:val="21"/>
-          <w:szCs w:val="21"/>
-          <w:lang w:val="en-US" w:eastAsia="zh-CN" w:bidi="ar-SA"/>
-        </w:rPr>
-        <w:t>]</w:t>
+        <w:t>本文是根据</w:t>
       </w:r>
       <w:r>
         <w:rPr>
@@ -1071,46 +1105,6 @@
           <w:szCs w:val="21"/>
           <w:lang w:val="en-US" w:eastAsia="zh-CN" w:bidi="ar-SA"/>
         </w:rPr>
-        <w:t>关于本文的真实性及时间还存在争议，《</w:t>
-      </w:r>
-      <w:r>
-        <w:rPr>
-          <w:rFonts w:hint="eastAsia" w:asciiTheme="minorEastAsia" w:hAnsiTheme="minorEastAsia" w:eastAsiaTheme="minorEastAsia" w:cstheme="minorBidi"/>
-          <w:kern w:val="2"/>
-          <w:sz w:val="21"/>
-          <w:szCs w:val="21"/>
-          <w:lang w:val="en-US" w:eastAsia="zh-CN" w:bidi="ar-SA"/>
-        </w:rPr>
-        <w:t>毛泽东年谱</w:t>
-      </w:r>
-      <w:r>
-        <w:rPr>
-          <w:rFonts w:hint="eastAsia" w:asciiTheme="minorEastAsia" w:hAnsiTheme="minorEastAsia" w:cstheme="minorBidi"/>
-          <w:kern w:val="2"/>
-          <w:sz w:val="21"/>
-          <w:szCs w:val="21"/>
-          <w:lang w:val="en-US" w:eastAsia="zh-CN" w:bidi="ar-SA"/>
-        </w:rPr>
-        <w:t>》中并未记载。</w:t>
-      </w:r>
-      <w:r>
-        <w:rPr>
-          <w:rFonts w:hint="eastAsia" w:asciiTheme="minorEastAsia" w:hAnsiTheme="minorEastAsia" w:eastAsiaTheme="minorEastAsia" w:cstheme="minorBidi"/>
-          <w:kern w:val="2"/>
-          <w:sz w:val="21"/>
-          <w:szCs w:val="21"/>
-          <w:lang w:val="en-US" w:eastAsia="zh-CN" w:bidi="ar-SA"/>
-        </w:rPr>
-        <w:t>本文是根据</w:t>
-      </w:r>
-      <w:r>
-        <w:rPr>
-          <w:rFonts w:hint="eastAsia" w:asciiTheme="minorEastAsia" w:hAnsiTheme="minorEastAsia" w:cstheme="minorBidi"/>
-          <w:kern w:val="2"/>
-          <w:sz w:val="21"/>
-          <w:szCs w:val="21"/>
-          <w:lang w:val="en-US" w:eastAsia="zh-CN" w:bidi="ar-SA"/>
-        </w:rPr>
         <w:t>东方直心同志编著的《毛泽东大传》（2021年终极版）第六卷，第2105页记载内容编辑而成。标题为编者所加。本篇一是</w:t>
       </w:r>
       <w:r>
@@ -1181,15 +1175,25 @@
       </w:pPr>
       <w:r>
         <w:rPr>
+          <w:rStyle w:val="FootnoteReference"/>
+        </w:rPr>
+        <w:t>[1]</w:t>
+      </w:r>
+      <w:r>
+        <w:rPr>
           <w:rFonts w:asciiTheme="minorEastAsia" w:hAnsiTheme="minorEastAsia" w:eastAsiaTheme="minorEastAsia" w:cstheme="minorBidi"/>
           <w:kern w:val="2"/>
           <w:sz w:val="21"/>
           <w:szCs w:val="21"/>
           <w:lang w:val="en-US" w:eastAsia="zh-CN" w:bidi="ar-SA"/>
         </w:rPr>
-        <w:footnoteRef/>
-      </w:r>
-      <w:r>
+        <w:t xml:space="preserve">中国人民政治协商会议，简称全国政协，1949年9月成立，是中国共产党领导的多党合作和政治协商的重要机构。在1954年全国人民代表大会召开前，代行全国人大的职权。</w:t>
+      </w:r>
+    </w:p>
+  </w:footnote>
+  <w:footnote w:id="5">
+    <w:p>
+      <w:pPr>
         <w:rPr>
           <w:rFonts w:asciiTheme="minorEastAsia" w:hAnsiTheme="minorEastAsia" w:eastAsiaTheme="minorEastAsia" w:cstheme="minorBidi"/>
           <w:kern w:val="2"/>
@@ -1197,13 +1201,14 @@
           <w:szCs w:val="21"/>
           <w:lang w:val="en-US" w:eastAsia="zh-CN" w:bidi="ar-SA"/>
         </w:rPr>
-        <w:t xml:space="preserve">中国人民政治协商会议，简称全国政协，1949年9月成立，是中国共产党领导的多党合作和政治协商的重要机构。在1954年全国人民代表大会召开前，代行全国人大的职权。</w:t>
-      </w:r>
-    </w:p>
-  </w:footnote>
-  <w:footnote w:id="5">
-    <w:p>
-      <w:pPr>
+      </w:pPr>
+      <w:r>
+        <w:rPr>
+          <w:rStyle w:val="FootnoteReference"/>
+        </w:rPr>
+        <w:t>[3]</w:t>
+      </w:r>
+      <w:r>
         <w:rPr>
           <w:rFonts w:asciiTheme="minorEastAsia" w:hAnsiTheme="minorEastAsia" w:eastAsiaTheme="minorEastAsia" w:cstheme="minorBidi"/>
           <w:kern w:val="2"/>
@@ -1211,8 +1216,13 @@
           <w:szCs w:val="21"/>
           <w:lang w:val="en-US" w:eastAsia="zh-CN" w:bidi="ar-SA"/>
         </w:rPr>
-      </w:pPr>
-      <w:r>
+        <w:t xml:space="preserve">“山字型构造”，著名地质学家李四光创立的地质力学中的重要概念，指由挤压作用形成的形似“山”字的地质构造体系。毛泽东对地质学有浓厚兴趣，曾多次向李四光请教地质问题。</w:t>
+      </w:r>
+    </w:p>
+  </w:footnote>
+  <w:footnote w:id="6">
+    <w:p>
+      <w:pPr>
         <w:rPr>
           <w:rFonts w:asciiTheme="minorEastAsia" w:hAnsiTheme="minorEastAsia" w:eastAsiaTheme="minorEastAsia" w:cstheme="minorBidi"/>
           <w:kern w:val="2"/>
@@ -1220,7 +1230,12 @@
           <w:szCs w:val="21"/>
           <w:lang w:val="en-US" w:eastAsia="zh-CN" w:bidi="ar-SA"/>
         </w:rPr>
-        <w:footnoteRef/>
+      </w:pPr>
+      <w:r>
+        <w:rPr>
+          <w:rStyle w:val="FootnoteReference"/>
+        </w:rPr>
+        <w:t>[4]</w:t>
       </w:r>
       <w:r>
         <w:rPr>
@@ -1230,11 +1245,11 @@
           <w:szCs w:val="21"/>
           <w:lang w:val="en-US" w:eastAsia="zh-CN" w:bidi="ar-SA"/>
         </w:rPr>
-        <w:t xml:space="preserve">“山字型构造”，著名地质学家李四光创立的地质力学中的重要概念，指由挤压作用形成的形似“山”字的地质构造体系。毛泽东对地质学有浓厚兴趣，曾多次向李四光请教地质问题。</w:t>
+        <w:t xml:space="preserve">程潜（1882—1968），字颂云，湖南醴陵人。同盟会会员，国民党元老，曾任国民党第一战区司令长官。1949年8月4日在长沙率部宣布起义，使湖南和平解放。时任中央人民政府委员会委员、湖南省省长。</w:t>
       </w:r>
     </w:p>
   </w:footnote>
-  <w:footnote w:id="6">
+  <w:footnote w:id="7">
     <w:p>
       <w:pPr>
         <w:rPr>
@@ -1247,15 +1262,25 @@
       </w:pPr>
       <w:r>
         <w:rPr>
+          <w:rStyle w:val="FootnoteReference"/>
+        </w:rPr>
+        <w:t>[6]</w:t>
+      </w:r>
+      <w:r>
+        <w:rPr>
           <w:rFonts w:asciiTheme="minorEastAsia" w:hAnsiTheme="minorEastAsia" w:eastAsiaTheme="minorEastAsia" w:cstheme="minorBidi"/>
           <w:kern w:val="2"/>
           <w:sz w:val="21"/>
           <w:szCs w:val="21"/>
           <w:lang w:val="en-US" w:eastAsia="zh-CN" w:bidi="ar-SA"/>
         </w:rPr>
-        <w:footnoteRef/>
-      </w:r>
-      <w:r>
+        <w:t xml:space="preserve">中南海，位于北京故宫西侧，中海和南海的合称。1949年后为中共中央和国务院办公所在地，也是毛泽东的住所。</w:t>
+      </w:r>
+    </w:p>
+  </w:footnote>
+  <w:footnote w:id="8">
+    <w:p>
+      <w:pPr>
         <w:rPr>
           <w:rFonts w:asciiTheme="minorEastAsia" w:hAnsiTheme="minorEastAsia" w:eastAsiaTheme="minorEastAsia" w:cstheme="minorBidi"/>
           <w:kern w:val="2"/>
@@ -1263,63 +1288,12 @@
           <w:szCs w:val="21"/>
           <w:lang w:val="en-US" w:eastAsia="zh-CN" w:bidi="ar-SA"/>
         </w:rPr>
-        <w:t xml:space="preserve">程潜（1882—1968），字颂云，湖南醴陵人。同盟会会员，国民党元老，曾任国民党第一战区司令长官。1949年8月4日在长沙率部宣布起义，使湖南和平解放。时任中央人民政府委员会委员、湖南省省长。</w:t>
-      </w:r>
-    </w:p>
-  </w:footnote>
-  <w:footnote w:id="7">
-    <w:p>
-      <w:pPr>
-        <w:rPr>
-          <w:rFonts w:asciiTheme="minorEastAsia" w:hAnsiTheme="minorEastAsia" w:eastAsiaTheme="minorEastAsia" w:cstheme="minorBidi"/>
-          <w:kern w:val="2"/>
-          <w:sz w:val="21"/>
-          <w:szCs w:val="21"/>
-          <w:lang w:val="en-US" w:eastAsia="zh-CN" w:bidi="ar-SA"/>
-        </w:rPr>
-      </w:pPr>
-      <w:r>
-        <w:rPr>
-          <w:rFonts w:asciiTheme="minorEastAsia" w:hAnsiTheme="minorEastAsia" w:eastAsiaTheme="minorEastAsia" w:cstheme="minorBidi"/>
-          <w:kern w:val="2"/>
-          <w:sz w:val="21"/>
-          <w:szCs w:val="21"/>
-          <w:lang w:val="en-US" w:eastAsia="zh-CN" w:bidi="ar-SA"/>
-        </w:rPr>
-        <w:footnoteRef/>
-      </w:r>
-      <w:r>
-        <w:rPr>
-          <w:rFonts w:asciiTheme="minorEastAsia" w:hAnsiTheme="minorEastAsia" w:eastAsiaTheme="minorEastAsia" w:cstheme="minorBidi"/>
-          <w:kern w:val="2"/>
-          <w:sz w:val="21"/>
-          <w:szCs w:val="21"/>
-          <w:lang w:val="en-US" w:eastAsia="zh-CN" w:bidi="ar-SA"/>
-        </w:rPr>
-        <w:t xml:space="preserve">中南海，位于北京故宫西侧，中海和南海的合称。1949年后为中共中央和国务院办公所在地，也是毛泽东的住所。</w:t>
-      </w:r>
-    </w:p>
-  </w:footnote>
-  <w:footnote w:id="8">
-    <w:p>
-      <w:pPr>
-        <w:rPr>
-          <w:rFonts w:asciiTheme="minorEastAsia" w:hAnsiTheme="minorEastAsia" w:eastAsiaTheme="minorEastAsia" w:cstheme="minorBidi"/>
-          <w:kern w:val="2"/>
-          <w:sz w:val="21"/>
-          <w:szCs w:val="21"/>
-          <w:lang w:val="en-US" w:eastAsia="zh-CN" w:bidi="ar-SA"/>
-        </w:rPr>
-      </w:pPr>
-      <w:r>
-        <w:rPr>
-          <w:rFonts w:asciiTheme="minorEastAsia" w:hAnsiTheme="minorEastAsia" w:eastAsiaTheme="minorEastAsia" w:cstheme="minorBidi"/>
-          <w:kern w:val="2"/>
-          <w:sz w:val="21"/>
-          <w:szCs w:val="21"/>
-          <w:lang w:val="en-US" w:eastAsia="zh-CN" w:bidi="ar-SA"/>
-        </w:rPr>
-        <w:footnoteRef/>
+      </w:pPr>
+      <w:r>
+        <w:rPr>
+          <w:rStyle w:val="FootnoteReference"/>
+        </w:rPr>
+        <w:t>[5]</w:t>
       </w:r>
       <w:r>
         <w:rPr>
